--- a/Screenplay_Format.docx
+++ b/Screenplay_Format.docx
@@ -131,8 +131,17 @@
           <w:sz w:val="24"/>
           <w:szCs w:val="24"/>
         </w:rPr>
-        <w:t>: Indicates the number of the scene</w:t>
-      </w:r>
+        <w:t xml:space="preserve">: Indicates the number of the </w:t>
+      </w:r>
+      <w:proofErr w:type="gramStart"/>
+      <w:r>
+        <w:rPr>
+          <w:sz w:val="24"/>
+          <w:szCs w:val="24"/>
+        </w:rPr>
+        <w:t>scene</w:t>
+      </w:r>
+      <w:proofErr w:type="gramEnd"/>
     </w:p>
     <w:p>
       <w:pPr>
@@ -158,8 +167,17 @@
           <w:sz w:val="24"/>
           <w:szCs w:val="24"/>
         </w:rPr>
-        <w:t>: Tells when and where the scene takes place</w:t>
-      </w:r>
+        <w:t xml:space="preserve">: Tells when and where the scene takes </w:t>
+      </w:r>
+      <w:proofErr w:type="gramStart"/>
+      <w:r>
+        <w:rPr>
+          <w:sz w:val="24"/>
+          <w:szCs w:val="24"/>
+        </w:rPr>
+        <w:t>place</w:t>
+      </w:r>
+      <w:proofErr w:type="gramEnd"/>
     </w:p>
     <w:p>
       <w:pPr>
@@ -259,8 +277,17 @@
           <w:sz w:val="24"/>
           <w:szCs w:val="24"/>
         </w:rPr>
-        <w:t>: Action that the actor must perform</w:t>
-      </w:r>
+        <w:t xml:space="preserve">: Action that the actor must </w:t>
+      </w:r>
+      <w:proofErr w:type="gramStart"/>
+      <w:r>
+        <w:rPr>
+          <w:sz w:val="24"/>
+          <w:szCs w:val="24"/>
+        </w:rPr>
+        <w:t>perform</w:t>
+      </w:r>
+      <w:proofErr w:type="gramEnd"/>
     </w:p>
     <w:p>
       <w:pPr>
@@ -326,8 +353,17 @@
           <w:sz w:val="24"/>
           <w:szCs w:val="24"/>
         </w:rPr>
-        <w:t>: Indicates a sequence like montage, dream, phone call</w:t>
-      </w:r>
+        <w:t xml:space="preserve">: Indicates a sequence like montage, dream, phone </w:t>
+      </w:r>
+      <w:proofErr w:type="gramStart"/>
+      <w:r>
+        <w:rPr>
+          <w:sz w:val="24"/>
+          <w:szCs w:val="24"/>
+        </w:rPr>
+        <w:t>call</w:t>
+      </w:r>
+      <w:proofErr w:type="gramEnd"/>
     </w:p>
     <w:p>
       <w:pPr>
@@ -765,7 +801,14 @@
           <w:sz w:val="24"/>
           <w:szCs w:val="24"/>
         </w:rPr>
-        <w:t>(Pause): If the actor should pause between dialogue</w:t>
+        <w:t xml:space="preserve">(Pause): If the actor should pause between </w:t>
+      </w:r>
+      <w:r>
+        <w:rPr>
+          <w:sz w:val="24"/>
+          <w:szCs w:val="24"/>
+        </w:rPr>
+        <w:t>dialogue.</w:t>
       </w:r>
     </w:p>
     <w:p>
@@ -1058,7 +1101,18 @@
           <w:sz w:val="20"/>
           <w:szCs w:val="20"/>
         </w:rPr>
-        <w:t>Slug line]</w:t>
+        <w:t xml:space="preserve">Slug </w:t>
+      </w:r>
+      <w:proofErr w:type="gramStart"/>
+      <w:r>
+        <w:rPr>
+          <w:rFonts w:asciiTheme="majorHAnsi" w:hAnsiTheme="majorHAnsi" w:cstheme="majorHAnsi"/>
+          <w:i/>
+          <w:iCs/>
+          <w:sz w:val="20"/>
+          <w:szCs w:val="20"/>
+        </w:rPr>
+        <w:t>line]</w:t>
       </w:r>
       <w:r>
         <w:rPr>
@@ -1080,6 +1134,7 @@
         </w:rPr>
         <w:tab/>
       </w:r>
+      <w:proofErr w:type="gramEnd"/>
       <w:r>
         <w:rPr>
           <w:rFonts w:ascii="Courier New" w:hAnsi="Courier New" w:cs="Courier New"/>
@@ -1503,8 +1558,17 @@
           <w:szCs w:val="24"/>
         </w:rPr>
         <w:br/>
+      </w:r>
+      <w:proofErr w:type="gramStart"/>
+      <w:r>
+        <w:rPr>
+          <w:rFonts w:ascii="Courier New" w:hAnsi="Courier New" w:cs="Courier New"/>
+          <w:sz w:val="24"/>
+          <w:szCs w:val="24"/>
+        </w:rPr>
         <w:t>Smiles</w:t>
       </w:r>
+      <w:proofErr w:type="gramEnd"/>
     </w:p>
     <w:p>
       <w:pPr>
@@ -2004,8 +2068,19 @@
           <w:sz w:val="24"/>
           <w:szCs w:val="24"/>
         </w:rPr>
-        <w:t>Medium of scene: Used if the scene is played in virtual world</w:t>
-      </w:r>
+        <w:t xml:space="preserve">Medium of scene: Used if the scene is played in virtual </w:t>
+      </w:r>
+      <w:proofErr w:type="gramStart"/>
+      <w:r>
+        <w:rPr>
+          <w:i/>
+          <w:iCs/>
+          <w:sz w:val="24"/>
+          <w:szCs w:val="24"/>
+        </w:rPr>
+        <w:t>world</w:t>
+      </w:r>
+      <w:proofErr w:type="gramEnd"/>
     </w:p>
     <w:p>
       <w:pPr>
